--- a/data/testcase_uc3_v2/05_ho_so_phuc_hop/05_ho_so_phuc_hop-tc01_ba_hoa_don_cong_tac_hop_le/hoa_don_0005002.docx
+++ b/data/testcase_uc3_v2/05_ho_so_phuc_hop/05_ho_so_phuc_hop-tc01_ba_hoa_don_cong_tac_hop_le/hoa_don_0005002.docx
@@ -943,7 +943,7 @@
         <w:jc w:val="center"/>
       </w:pPr>
       <w:r>
-        <w:t>Mã tra cứu hóa đơn: BN-0005002 | DỮ LIỆU GIẢ LẬP DÙNG CHO KIỂM THỬ - KHÔNG CÓ GIÁ TRỊ PHÁP LÝ</w:t>
+        <w:t>Mã tra cứu hóa đơn: BN-0005002</w:t>
       </w:r>
     </w:p>
     <w:sectPr>
